--- a/PSE Riemann — VODIC ZIVI TEST.docx
+++ b/PSE Riemann — VODIC ZIVI TEST.docx
@@ -7,7 +7,7 @@
         <w:pStyle w:val="Heading1"/>
       </w:pPr>
       <w:r>
-        <w:t xml:space="preserve">PSE Riemann — vodič za živi test (0.2.0~rc1)</w:t>
+        <w:t xml:space="preserve">PSE Riemann — vodič za živi test (0.2.0~rc2)</w:t>
       </w:r>
     </w:p>
     <w:p>
@@ -43,7 +43,7 @@
           <w:rFonts w:ascii="Consolas" w:cs="Consolas" w:eastAsia="Consolas" w:hAnsi="Consolas"/>
           <w:color w:val="6B4A12"/>
         </w:rPr>
-        <w:t xml:space="preserve">pse-riemann_0.2.0~rc1_amd64.deb</w:t>
+        <w:t xml:space="preserve">pse-riemann_0.2.0~rc2_amd64.deb</w:t>
       </w:r>
       <w:r>
         <w:t xml:space="preserve">. Leži na Desktopu i na GitHubu (Releases → </w:t>
@@ -53,7 +53,7 @@
           <w:rFonts w:ascii="Consolas" w:cs="Consolas" w:eastAsia="Consolas" w:hAnsi="Consolas"/>
           <w:color w:val="6B4A12"/>
         </w:rPr>
-        <w:t xml:space="preserve">test-0.2.0-rc1</w:t>
+        <w:t xml:space="preserve">test-0.2.0-rc2</w:t>
       </w:r>
       <w:r>
         <w:t xml:space="preserve">).</w:t>
@@ -197,7 +197,7 @@
           <w:rFonts w:ascii="Consolas" w:cs="Consolas" w:eastAsia="Consolas" w:hAnsi="Consolas"/>
           <w:color w:val="6B4A12"/>
         </w:rPr>
-        <w:t xml:space="preserve">~/Pictures/PSE-Riemann/</w:t>
+        <w:t xml:space="preserve">~/Desktop/PSE Riemann rezultati/snimci ekrana/</w:t>
       </w:r>
       <w:r>
         <w:t xml:space="preserve">. Snimaj sve što izgleda čudno.</w:t>
@@ -237,30 +237,40 @@
           <w:b/>
           <w:bCs/>
         </w:rPr>
-        <w:t xml:space="preserve">Ništa ne može pokvariti tvoj stari rad.</w:t>
-      </w:r>
-      <w:r>
-        <w:t xml:space="preserve"> Instalirana verzija drži podatke u </w:t>
+        <w:t xml:space="preserve">Svi rezultati su u vidljivom folderu `~/Desktop/PSE Riemann rezultati/`</w:t>
+      </w:r>
+      <w:r>
+        <w:t xml:space="preserve"> (dugme 📂 u traci ga otvara; </w:t>
       </w:r>
       <w:r>
         <w:rPr>
           <w:rFonts w:ascii="Consolas" w:cs="Consolas" w:eastAsia="Consolas" w:hAnsi="Consolas"/>
           <w:color w:val="6B4A12"/>
         </w:rPr>
-        <w:t xml:space="preserve">~/.local/share/pse-riemann/</w:t>
-      </w:r>
-      <w:r>
-        <w:t xml:space="preserve">, potpuno odvojeno od foldera </w:t>
+        <w:t xml:space="preserve">PROČITAJ.txt</w:t>
+      </w:r>
+      <w:r>
+        <w:t xml:space="preserve"> objašnjava podfoldere). Ono što je rc1 sačuvao u skrivenom </w:t>
       </w:r>
       <w:r>
         <w:rPr>
           <w:rFonts w:ascii="Consolas" w:cs="Consolas" w:eastAsia="Consolas" w:hAnsi="Consolas"/>
           <w:color w:val="6B4A12"/>
         </w:rPr>
+        <w:t xml:space="preserve">~/.local/share/pse-riemann/</w:t>
+      </w:r>
+      <w:r>
+        <w:t xml:space="preserve"> premjesti se tamo samo, pri prvom pokretanju. Potpuno je odvojeno od foldera </w:t>
+      </w:r>
+      <w:r>
+        <w:rPr>
+          <w:rFonts w:ascii="Consolas" w:cs="Consolas" w:eastAsia="Consolas" w:hAnsi="Consolas"/>
+          <w:color w:val="6B4A12"/>
+        </w:rPr>
         <w:t xml:space="preserve">PSE Riemann</w:t>
       </w:r>
       <w:r>
-        <w:t xml:space="preserve"> na Desktopu.</w:t>
+        <w:t xml:space="preserve"> (kod) na Desktopu.</w:t>
       </w:r>
     </w:p>
     <w:p>
@@ -318,7 +328,7 @@
           <w:sz w:val="20"/>
           <w:szCs w:val="20"/>
         </w:rPr>
-        <w:t xml:space="preserve">sudo apt install ~/Desktop/pse-riemann_0.2.0~rc1_amd64.deb</w:t>
+        <w:t xml:space="preserve">sudo apt install ~/Desktop/pse-riemann_0.2.0~rc2_amd64.deb</w:t>
       </w:r>
     </w:p>
     <w:p>
@@ -342,7 +352,7 @@
         <w:t xml:space="preserve">pse-riemann</w:t>
       </w:r>
       <w:r>
-        <w:t xml:space="preserve"> 0.2.0~rc1 bez greške (eventualno doda nekoliko sistemskih biblioteka). Ako je ranije bio instaliran 0.1.0, ovaj ga zamijeni.</w:t>
+        <w:t xml:space="preserve"> 0.2.0~rc2 bez greške (eventualno doda nekoliko sistemskih biblioteka). Ako je ranije bio instaliran 0.1.0, ovaj ga zamijeni.</w:t>
       </w:r>
     </w:p>
     <w:p>
@@ -418,7 +428,7 @@
           <w:rFonts w:ascii="Consolas" w:cs="Consolas" w:eastAsia="Consolas" w:hAnsi="Consolas"/>
           <w:color w:val="6B4A12"/>
         </w:rPr>
-        <w:t xml:space="preserve">Version: 0.2.0~rc1</w:t>
+        <w:t xml:space="preserve">Version: 0.2.0~rc2</w:t>
       </w:r>
       <w:r>
         <w:t xml:space="preserve">;</w:t>
@@ -593,7 +603,7 @@
           <w:rFonts w:ascii="Consolas" w:cs="Consolas" w:eastAsia="Consolas" w:hAnsi="Consolas"/>
           <w:color w:val="6B4A12"/>
         </w:rPr>
-        <w:t xml:space="preserve">0.2.0~rc1</w:t>
+        <w:t xml:space="preserve">0.2.0~rc2</w:t>
       </w:r>
       <w:r>
         <w:t xml:space="preserve">;</w:t>
@@ -2833,10 +2843,26 @@
           <w:b/>
           <w:bCs/>
         </w:rPr>
-        <w:t xml:space="preserve">T24 · Cloud ključ</w:t>
-      </w:r>
-      <w:r>
-        <w:t xml:space="preserve"> (nikad nije probano uživo)</w:t>
+        <w:t xml:space="preserve">T24 · Cloud ključ i izbor modela</w:t>
+      </w:r>
+    </w:p>
+    <w:p>
+      <w:pPr>
+        <w:spacing w:after="100"/>
+        <w:ind w:left="0"/>
+      </w:pPr>
+      <w:r>
+        <w:t xml:space="preserve">Popravljeno u rc2: spisak modela se sam učita sa servera čim upišeš ključ (ne više samo jedan model), a „Testiraj“ provjerava </w:t>
+      </w:r>
+      <w:r>
+        <w:rPr>
+          <w:b/>
+          <w:bCs/>
+        </w:rPr>
+        <w:t xml:space="preserve">izabrani</w:t>
+      </w:r>
+      <w:r>
+        <w:t xml:space="preserve"> model i pamti ga. Ako je model povučen (Groq je u rc1 vratio 404), sam izabere najbliži koji postoji. Gemini više ne ide u karantin pri pokretanju; ako bilo koji host ode u karantin, u „Čeka tvoju odluku“ dolazi stavka (Odobri = oslobodi).</w:t>
       </w:r>
     </w:p>
     <w:p>
@@ -3082,7 +3108,7 @@
           <w:rFonts w:ascii="Consolas" w:cs="Consolas" w:eastAsia="Consolas" w:hAnsi="Consolas"/>
           <w:color w:val="6B4A12"/>
         </w:rPr>
-        <w:t xml:space="preserve">~/.local/share/pse-riemann/vault/.state/journal.db</w:t>
+        <w:t xml:space="preserve">~/Desktop/PSE Riemann rezultati/vault/.state/journal.db</w:t>
       </w:r>
       <w:r>
         <w:t xml:space="preserve">. Ne brisati; ja ga čitam ako mi ga pošalješ.</w:t>
@@ -3108,17 +3134,17 @@
         <w:t xml:space="preserve">sudo apt remove pse-riemann</w:t>
       </w:r>
       <w:r>
-        <w:t xml:space="preserve">. Podaci u </w:t>
+        <w:t xml:space="preserve">. Folder </w:t>
       </w:r>
       <w:r>
         <w:rPr>
           <w:rFonts w:ascii="Consolas" w:cs="Consolas" w:eastAsia="Consolas" w:hAnsi="Consolas"/>
           <w:color w:val="6B4A12"/>
         </w:rPr>
-        <w:t xml:space="preserve">~/.local/share/pse-riemann/</w:t>
-      </w:r>
-      <w:r>
-        <w:t xml:space="preserve"> ostaju.</w:t>
+        <w:t xml:space="preserve">PSE Riemann rezultati</w:t>
+      </w:r>
+      <w:r>
+        <w:t xml:space="preserve"> ostaje.</w:t>
       </w:r>
     </w:p>
     <w:p>
@@ -5791,7 +5817,7 @@
         <w:sz w:val="16"/>
         <w:szCs w:val="16"/>
       </w:rPr>
-      <w:t xml:space="preserve">PSE Riemann — vodič za živi test (0.2.0~rc1) · strana </w:t>
+      <w:t xml:space="preserve">PSE Riemann — vodič za živi test (0.2.0~rc2) · strana </w:t>
     </w:r>
     <w:r>
       <w:rPr>

--- a/PSE Riemann — VODIC ZIVI TEST.docx
+++ b/PSE Riemann — VODIC ZIVI TEST.docx
@@ -3176,9 +3176,9 @@
         </w:tblBorders>
       </w:tblPr>
       <w:tblGrid>
-        <w:gridCol w:w="3212"/>
-        <w:gridCol w:w="3212"/>
-        <w:gridCol w:w="3214"/>
+        <w:gridCol w:w="678"/>
+        <w:gridCol w:w="2171"/>
+        <w:gridCol w:w="6789"/>
       </w:tblGrid>
       <w:tr>
         <w:trPr>
@@ -3186,7 +3186,7 @@
         </w:trPr>
         <w:tc>
           <w:tcPr>
-            <w:tcW w:type="dxa" w:w="3212"/>
+            <w:tcW w:type="dxa" w:w="678"/>
             <w:tcBorders>
               <w:top w:val="single" w:color="D9D4C7" w:sz="4"/>
               <w:left w:val="single" w:color="D9D4C7" w:sz="4"/>
@@ -3219,7 +3219,7 @@
         </w:tc>
         <w:tc>
           <w:tcPr>
-            <w:tcW w:type="dxa" w:w="3212"/>
+            <w:tcW w:type="dxa" w:w="2171"/>
             <w:tcBorders>
               <w:top w:val="single" w:color="D9D4C7" w:sz="4"/>
               <w:left w:val="single" w:color="D9D4C7" w:sz="4"/>
@@ -3252,7 +3252,7 @@
         </w:tc>
         <w:tc>
           <w:tcPr>
-            <w:tcW w:type="dxa" w:w="3214"/>
+            <w:tcW w:type="dxa" w:w="6789"/>
             <w:tcBorders>
               <w:top w:val="single" w:color="D9D4C7" w:sz="4"/>
               <w:left w:val="single" w:color="D9D4C7" w:sz="4"/>
@@ -3290,7 +3290,7 @@
         </w:trPr>
         <w:tc>
           <w:tcPr>
-            <w:tcW w:type="dxa" w:w="3212"/>
+            <w:tcW w:type="dxa" w:w="678"/>
             <w:tcBorders>
               <w:top w:val="single" w:color="D9D4C7" w:sz="4"/>
               <w:left w:val="single" w:color="D9D4C7" w:sz="4"/>
@@ -3319,7 +3319,7 @@
         </w:tc>
         <w:tc>
           <w:tcPr>
-            <w:tcW w:type="dxa" w:w="3212"/>
+            <w:tcW w:type="dxa" w:w="2171"/>
             <w:tcBorders>
               <w:top w:val="single" w:color="D9D4C7" w:sz="4"/>
               <w:left w:val="single" w:color="D9D4C7" w:sz="4"/>
@@ -3348,7 +3348,7 @@
         </w:tc>
         <w:tc>
           <w:tcPr>
-            <w:tcW w:type="dxa" w:w="3214"/>
+            <w:tcW w:type="dxa" w:w="6789"/>
             <w:tcBorders>
               <w:top w:val="single" w:color="D9D4C7" w:sz="4"/>
               <w:left w:val="single" w:color="D9D4C7" w:sz="4"/>
@@ -3382,7 +3382,7 @@
         </w:trPr>
         <w:tc>
           <w:tcPr>
-            <w:tcW w:type="dxa" w:w="3212"/>
+            <w:tcW w:type="dxa" w:w="678"/>
             <w:tcBorders>
               <w:top w:val="single" w:color="D9D4C7" w:sz="4"/>
               <w:left w:val="single" w:color="D9D4C7" w:sz="4"/>
@@ -3412,7 +3412,7 @@
         </w:tc>
         <w:tc>
           <w:tcPr>
-            <w:tcW w:type="dxa" w:w="3212"/>
+            <w:tcW w:type="dxa" w:w="2171"/>
             <w:tcBorders>
               <w:top w:val="single" w:color="D9D4C7" w:sz="4"/>
               <w:left w:val="single" w:color="D9D4C7" w:sz="4"/>
@@ -3442,7 +3442,7 @@
         </w:tc>
         <w:tc>
           <w:tcPr>
-            <w:tcW w:type="dxa" w:w="3214"/>
+            <w:tcW w:type="dxa" w:w="6789"/>
             <w:tcBorders>
               <w:top w:val="single" w:color="D9D4C7" w:sz="4"/>
               <w:left w:val="single" w:color="D9D4C7" w:sz="4"/>
@@ -3477,7 +3477,7 @@
         </w:trPr>
         <w:tc>
           <w:tcPr>
-            <w:tcW w:type="dxa" w:w="3212"/>
+            <w:tcW w:type="dxa" w:w="678"/>
             <w:tcBorders>
               <w:top w:val="single" w:color="D9D4C7" w:sz="4"/>
               <w:left w:val="single" w:color="D9D4C7" w:sz="4"/>
@@ -3506,7 +3506,7 @@
         </w:tc>
         <w:tc>
           <w:tcPr>
-            <w:tcW w:type="dxa" w:w="3212"/>
+            <w:tcW w:type="dxa" w:w="2171"/>
             <w:tcBorders>
               <w:top w:val="single" w:color="D9D4C7" w:sz="4"/>
               <w:left w:val="single" w:color="D9D4C7" w:sz="4"/>
@@ -3535,7 +3535,7 @@
         </w:tc>
         <w:tc>
           <w:tcPr>
-            <w:tcW w:type="dxa" w:w="3214"/>
+            <w:tcW w:type="dxa" w:w="6789"/>
             <w:tcBorders>
               <w:top w:val="single" w:color="D9D4C7" w:sz="4"/>
               <w:left w:val="single" w:color="D9D4C7" w:sz="4"/>
@@ -3569,7 +3569,7 @@
         </w:trPr>
         <w:tc>
           <w:tcPr>
-            <w:tcW w:type="dxa" w:w="3212"/>
+            <w:tcW w:type="dxa" w:w="678"/>
             <w:tcBorders>
               <w:top w:val="single" w:color="D9D4C7" w:sz="4"/>
               <w:left w:val="single" w:color="D9D4C7" w:sz="4"/>
@@ -3599,7 +3599,7 @@
         </w:tc>
         <w:tc>
           <w:tcPr>
-            <w:tcW w:type="dxa" w:w="3212"/>
+            <w:tcW w:type="dxa" w:w="2171"/>
             <w:tcBorders>
               <w:top w:val="single" w:color="D9D4C7" w:sz="4"/>
               <w:left w:val="single" w:color="D9D4C7" w:sz="4"/>
@@ -3629,7 +3629,7 @@
         </w:tc>
         <w:tc>
           <w:tcPr>
-            <w:tcW w:type="dxa" w:w="3214"/>
+            <w:tcW w:type="dxa" w:w="6789"/>
             <w:tcBorders>
               <w:top w:val="single" w:color="D9D4C7" w:sz="4"/>
               <w:left w:val="single" w:color="D9D4C7" w:sz="4"/>
@@ -3664,7 +3664,7 @@
         </w:trPr>
         <w:tc>
           <w:tcPr>
-            <w:tcW w:type="dxa" w:w="3212"/>
+            <w:tcW w:type="dxa" w:w="678"/>
             <w:tcBorders>
               <w:top w:val="single" w:color="D9D4C7" w:sz="4"/>
               <w:left w:val="single" w:color="D9D4C7" w:sz="4"/>
@@ -3693,7 +3693,7 @@
         </w:tc>
         <w:tc>
           <w:tcPr>
-            <w:tcW w:type="dxa" w:w="3212"/>
+            <w:tcW w:type="dxa" w:w="2171"/>
             <w:tcBorders>
               <w:top w:val="single" w:color="D9D4C7" w:sz="4"/>
               <w:left w:val="single" w:color="D9D4C7" w:sz="4"/>
@@ -3722,7 +3722,7 @@
         </w:tc>
         <w:tc>
           <w:tcPr>
-            <w:tcW w:type="dxa" w:w="3214"/>
+            <w:tcW w:type="dxa" w:w="6789"/>
             <w:tcBorders>
               <w:top w:val="single" w:color="D9D4C7" w:sz="4"/>
               <w:left w:val="single" w:color="D9D4C7" w:sz="4"/>
@@ -3756,7 +3756,7 @@
         </w:trPr>
         <w:tc>
           <w:tcPr>
-            <w:tcW w:type="dxa" w:w="3212"/>
+            <w:tcW w:type="dxa" w:w="678"/>
             <w:tcBorders>
               <w:top w:val="single" w:color="D9D4C7" w:sz="4"/>
               <w:left w:val="single" w:color="D9D4C7" w:sz="4"/>
@@ -3786,7 +3786,7 @@
         </w:tc>
         <w:tc>
           <w:tcPr>
-            <w:tcW w:type="dxa" w:w="3212"/>
+            <w:tcW w:type="dxa" w:w="2171"/>
             <w:tcBorders>
               <w:top w:val="single" w:color="D9D4C7" w:sz="4"/>
               <w:left w:val="single" w:color="D9D4C7" w:sz="4"/>
@@ -3816,7 +3816,7 @@
         </w:tc>
         <w:tc>
           <w:tcPr>
-            <w:tcW w:type="dxa" w:w="3214"/>
+            <w:tcW w:type="dxa" w:w="6789"/>
             <w:tcBorders>
               <w:top w:val="single" w:color="D9D4C7" w:sz="4"/>
               <w:left w:val="single" w:color="D9D4C7" w:sz="4"/>
@@ -3851,7 +3851,7 @@
         </w:trPr>
         <w:tc>
           <w:tcPr>
-            <w:tcW w:type="dxa" w:w="3212"/>
+            <w:tcW w:type="dxa" w:w="678"/>
             <w:tcBorders>
               <w:top w:val="single" w:color="D9D4C7" w:sz="4"/>
               <w:left w:val="single" w:color="D9D4C7" w:sz="4"/>
@@ -3880,7 +3880,7 @@
         </w:tc>
         <w:tc>
           <w:tcPr>
-            <w:tcW w:type="dxa" w:w="3212"/>
+            <w:tcW w:type="dxa" w:w="2171"/>
             <w:tcBorders>
               <w:top w:val="single" w:color="D9D4C7" w:sz="4"/>
               <w:left w:val="single" w:color="D9D4C7" w:sz="4"/>
@@ -3909,7 +3909,7 @@
         </w:tc>
         <w:tc>
           <w:tcPr>
-            <w:tcW w:type="dxa" w:w="3214"/>
+            <w:tcW w:type="dxa" w:w="6789"/>
             <w:tcBorders>
               <w:top w:val="single" w:color="D9D4C7" w:sz="4"/>
               <w:left w:val="single" w:color="D9D4C7" w:sz="4"/>
@@ -3943,7 +3943,7 @@
         </w:trPr>
         <w:tc>
           <w:tcPr>
-            <w:tcW w:type="dxa" w:w="3212"/>
+            <w:tcW w:type="dxa" w:w="678"/>
             <w:tcBorders>
               <w:top w:val="single" w:color="D9D4C7" w:sz="4"/>
               <w:left w:val="single" w:color="D9D4C7" w:sz="4"/>
@@ -3973,7 +3973,7 @@
         </w:tc>
         <w:tc>
           <w:tcPr>
-            <w:tcW w:type="dxa" w:w="3212"/>
+            <w:tcW w:type="dxa" w:w="2171"/>
             <w:tcBorders>
               <w:top w:val="single" w:color="D9D4C7" w:sz="4"/>
               <w:left w:val="single" w:color="D9D4C7" w:sz="4"/>
@@ -4003,7 +4003,7 @@
         </w:tc>
         <w:tc>
           <w:tcPr>
-            <w:tcW w:type="dxa" w:w="3214"/>
+            <w:tcW w:type="dxa" w:w="6789"/>
             <w:tcBorders>
               <w:top w:val="single" w:color="D9D4C7" w:sz="4"/>
               <w:left w:val="single" w:color="D9D4C7" w:sz="4"/>
@@ -4038,7 +4038,7 @@
         </w:trPr>
         <w:tc>
           <w:tcPr>
-            <w:tcW w:type="dxa" w:w="3212"/>
+            <w:tcW w:type="dxa" w:w="678"/>
             <w:tcBorders>
               <w:top w:val="single" w:color="D9D4C7" w:sz="4"/>
               <w:left w:val="single" w:color="D9D4C7" w:sz="4"/>
@@ -4067,7 +4067,7 @@
         </w:tc>
         <w:tc>
           <w:tcPr>
-            <w:tcW w:type="dxa" w:w="3212"/>
+            <w:tcW w:type="dxa" w:w="2171"/>
             <w:tcBorders>
               <w:top w:val="single" w:color="D9D4C7" w:sz="4"/>
               <w:left w:val="single" w:color="D9D4C7" w:sz="4"/>
@@ -4096,7 +4096,7 @@
         </w:tc>
         <w:tc>
           <w:tcPr>
-            <w:tcW w:type="dxa" w:w="3214"/>
+            <w:tcW w:type="dxa" w:w="6789"/>
             <w:tcBorders>
               <w:top w:val="single" w:color="D9D4C7" w:sz="4"/>
               <w:left w:val="single" w:color="D9D4C7" w:sz="4"/>
@@ -4130,7 +4130,7 @@
         </w:trPr>
         <w:tc>
           <w:tcPr>
-            <w:tcW w:type="dxa" w:w="3212"/>
+            <w:tcW w:type="dxa" w:w="678"/>
             <w:tcBorders>
               <w:top w:val="single" w:color="D9D4C7" w:sz="4"/>
               <w:left w:val="single" w:color="D9D4C7" w:sz="4"/>
@@ -4160,7 +4160,7 @@
         </w:tc>
         <w:tc>
           <w:tcPr>
-            <w:tcW w:type="dxa" w:w="3212"/>
+            <w:tcW w:type="dxa" w:w="2171"/>
             <w:tcBorders>
               <w:top w:val="single" w:color="D9D4C7" w:sz="4"/>
               <w:left w:val="single" w:color="D9D4C7" w:sz="4"/>
@@ -4190,7 +4190,7 @@
         </w:tc>
         <w:tc>
           <w:tcPr>
-            <w:tcW w:type="dxa" w:w="3214"/>
+            <w:tcW w:type="dxa" w:w="6789"/>
             <w:tcBorders>
               <w:top w:val="single" w:color="D9D4C7" w:sz="4"/>
               <w:left w:val="single" w:color="D9D4C7" w:sz="4"/>
@@ -4225,7 +4225,7 @@
         </w:trPr>
         <w:tc>
           <w:tcPr>
-            <w:tcW w:type="dxa" w:w="3212"/>
+            <w:tcW w:type="dxa" w:w="678"/>
             <w:tcBorders>
               <w:top w:val="single" w:color="D9D4C7" w:sz="4"/>
               <w:left w:val="single" w:color="D9D4C7" w:sz="4"/>
@@ -4254,7 +4254,7 @@
         </w:tc>
         <w:tc>
           <w:tcPr>
-            <w:tcW w:type="dxa" w:w="3212"/>
+            <w:tcW w:type="dxa" w:w="2171"/>
             <w:tcBorders>
               <w:top w:val="single" w:color="D9D4C7" w:sz="4"/>
               <w:left w:val="single" w:color="D9D4C7" w:sz="4"/>
@@ -4283,7 +4283,7 @@
         </w:tc>
         <w:tc>
           <w:tcPr>
-            <w:tcW w:type="dxa" w:w="3214"/>
+            <w:tcW w:type="dxa" w:w="6789"/>
             <w:tcBorders>
               <w:top w:val="single" w:color="D9D4C7" w:sz="4"/>
               <w:left w:val="single" w:color="D9D4C7" w:sz="4"/>
@@ -4317,7 +4317,7 @@
         </w:trPr>
         <w:tc>
           <w:tcPr>
-            <w:tcW w:type="dxa" w:w="3212"/>
+            <w:tcW w:type="dxa" w:w="678"/>
             <w:tcBorders>
               <w:top w:val="single" w:color="D9D4C7" w:sz="4"/>
               <w:left w:val="single" w:color="D9D4C7" w:sz="4"/>
@@ -4347,7 +4347,7 @@
         </w:tc>
         <w:tc>
           <w:tcPr>
-            <w:tcW w:type="dxa" w:w="3212"/>
+            <w:tcW w:type="dxa" w:w="2171"/>
             <w:tcBorders>
               <w:top w:val="single" w:color="D9D4C7" w:sz="4"/>
               <w:left w:val="single" w:color="D9D4C7" w:sz="4"/>
@@ -4377,7 +4377,7 @@
         </w:tc>
         <w:tc>
           <w:tcPr>
-            <w:tcW w:type="dxa" w:w="3214"/>
+            <w:tcW w:type="dxa" w:w="6789"/>
             <w:tcBorders>
               <w:top w:val="single" w:color="D9D4C7" w:sz="4"/>
               <w:left w:val="single" w:color="D9D4C7" w:sz="4"/>
@@ -4412,7 +4412,7 @@
         </w:trPr>
         <w:tc>
           <w:tcPr>
-            <w:tcW w:type="dxa" w:w="3212"/>
+            <w:tcW w:type="dxa" w:w="678"/>
             <w:tcBorders>
               <w:top w:val="single" w:color="D9D4C7" w:sz="4"/>
               <w:left w:val="single" w:color="D9D4C7" w:sz="4"/>
@@ -4441,7 +4441,7 @@
         </w:tc>
         <w:tc>
           <w:tcPr>
-            <w:tcW w:type="dxa" w:w="3212"/>
+            <w:tcW w:type="dxa" w:w="2171"/>
             <w:tcBorders>
               <w:top w:val="single" w:color="D9D4C7" w:sz="4"/>
               <w:left w:val="single" w:color="D9D4C7" w:sz="4"/>
@@ -4470,7 +4470,7 @@
         </w:tc>
         <w:tc>
           <w:tcPr>
-            <w:tcW w:type="dxa" w:w="3214"/>
+            <w:tcW w:type="dxa" w:w="6789"/>
             <w:tcBorders>
               <w:top w:val="single" w:color="D9D4C7" w:sz="4"/>
               <w:left w:val="single" w:color="D9D4C7" w:sz="4"/>
@@ -4504,7 +4504,7 @@
         </w:trPr>
         <w:tc>
           <w:tcPr>
-            <w:tcW w:type="dxa" w:w="3212"/>
+            <w:tcW w:type="dxa" w:w="678"/>
             <w:tcBorders>
               <w:top w:val="single" w:color="D9D4C7" w:sz="4"/>
               <w:left w:val="single" w:color="D9D4C7" w:sz="4"/>
@@ -4534,7 +4534,7 @@
         </w:tc>
         <w:tc>
           <w:tcPr>
-            <w:tcW w:type="dxa" w:w="3212"/>
+            <w:tcW w:type="dxa" w:w="2171"/>
             <w:tcBorders>
               <w:top w:val="single" w:color="D9D4C7" w:sz="4"/>
               <w:left w:val="single" w:color="D9D4C7" w:sz="4"/>
@@ -4564,7 +4564,7 @@
         </w:tc>
         <w:tc>
           <w:tcPr>
-            <w:tcW w:type="dxa" w:w="3214"/>
+            <w:tcW w:type="dxa" w:w="6789"/>
             <w:tcBorders>
               <w:top w:val="single" w:color="D9D4C7" w:sz="4"/>
               <w:left w:val="single" w:color="D9D4C7" w:sz="4"/>
@@ -4599,7 +4599,7 @@
         </w:trPr>
         <w:tc>
           <w:tcPr>
-            <w:tcW w:type="dxa" w:w="3212"/>
+            <w:tcW w:type="dxa" w:w="678"/>
             <w:tcBorders>
               <w:top w:val="single" w:color="D9D4C7" w:sz="4"/>
               <w:left w:val="single" w:color="D9D4C7" w:sz="4"/>
@@ -4628,7 +4628,7 @@
         </w:tc>
         <w:tc>
           <w:tcPr>
-            <w:tcW w:type="dxa" w:w="3212"/>
+            <w:tcW w:type="dxa" w:w="2171"/>
             <w:tcBorders>
               <w:top w:val="single" w:color="D9D4C7" w:sz="4"/>
               <w:left w:val="single" w:color="D9D4C7" w:sz="4"/>
@@ -4657,7 +4657,7 @@
         </w:tc>
         <w:tc>
           <w:tcPr>
-            <w:tcW w:type="dxa" w:w="3214"/>
+            <w:tcW w:type="dxa" w:w="6789"/>
             <w:tcBorders>
               <w:top w:val="single" w:color="D9D4C7" w:sz="4"/>
               <w:left w:val="single" w:color="D9D4C7" w:sz="4"/>
@@ -4691,7 +4691,7 @@
         </w:trPr>
         <w:tc>
           <w:tcPr>
-            <w:tcW w:type="dxa" w:w="3212"/>
+            <w:tcW w:type="dxa" w:w="678"/>
             <w:tcBorders>
               <w:top w:val="single" w:color="D9D4C7" w:sz="4"/>
               <w:left w:val="single" w:color="D9D4C7" w:sz="4"/>
@@ -4721,7 +4721,7 @@
         </w:tc>
         <w:tc>
           <w:tcPr>
-            <w:tcW w:type="dxa" w:w="3212"/>
+            <w:tcW w:type="dxa" w:w="2171"/>
             <w:tcBorders>
               <w:top w:val="single" w:color="D9D4C7" w:sz="4"/>
               <w:left w:val="single" w:color="D9D4C7" w:sz="4"/>
@@ -4751,7 +4751,7 @@
         </w:tc>
         <w:tc>
           <w:tcPr>
-            <w:tcW w:type="dxa" w:w="3214"/>
+            <w:tcW w:type="dxa" w:w="6789"/>
             <w:tcBorders>
               <w:top w:val="single" w:color="D9D4C7" w:sz="4"/>
               <w:left w:val="single" w:color="D9D4C7" w:sz="4"/>
@@ -4786,7 +4786,7 @@
         </w:trPr>
         <w:tc>
           <w:tcPr>
-            <w:tcW w:type="dxa" w:w="3212"/>
+            <w:tcW w:type="dxa" w:w="678"/>
             <w:tcBorders>
               <w:top w:val="single" w:color="D9D4C7" w:sz="4"/>
               <w:left w:val="single" w:color="D9D4C7" w:sz="4"/>
@@ -4815,7 +4815,7 @@
         </w:tc>
         <w:tc>
           <w:tcPr>
-            <w:tcW w:type="dxa" w:w="3212"/>
+            <w:tcW w:type="dxa" w:w="2171"/>
             <w:tcBorders>
               <w:top w:val="single" w:color="D9D4C7" w:sz="4"/>
               <w:left w:val="single" w:color="D9D4C7" w:sz="4"/>
@@ -4844,7 +4844,7 @@
         </w:tc>
         <w:tc>
           <w:tcPr>
-            <w:tcW w:type="dxa" w:w="3214"/>
+            <w:tcW w:type="dxa" w:w="6789"/>
             <w:tcBorders>
               <w:top w:val="single" w:color="D9D4C7" w:sz="4"/>
               <w:left w:val="single" w:color="D9D4C7" w:sz="4"/>
@@ -4878,7 +4878,7 @@
         </w:trPr>
         <w:tc>
           <w:tcPr>
-            <w:tcW w:type="dxa" w:w="3212"/>
+            <w:tcW w:type="dxa" w:w="678"/>
             <w:tcBorders>
               <w:top w:val="single" w:color="D9D4C7" w:sz="4"/>
               <w:left w:val="single" w:color="D9D4C7" w:sz="4"/>
@@ -4908,7 +4908,7 @@
         </w:tc>
         <w:tc>
           <w:tcPr>
-            <w:tcW w:type="dxa" w:w="3212"/>
+            <w:tcW w:type="dxa" w:w="2171"/>
             <w:tcBorders>
               <w:top w:val="single" w:color="D9D4C7" w:sz="4"/>
               <w:left w:val="single" w:color="D9D4C7" w:sz="4"/>
@@ -4938,7 +4938,7 @@
         </w:tc>
         <w:tc>
           <w:tcPr>
-            <w:tcW w:type="dxa" w:w="3214"/>
+            <w:tcW w:type="dxa" w:w="6789"/>
             <w:tcBorders>
               <w:top w:val="single" w:color="D9D4C7" w:sz="4"/>
               <w:left w:val="single" w:color="D9D4C7" w:sz="4"/>
@@ -4973,7 +4973,7 @@
         </w:trPr>
         <w:tc>
           <w:tcPr>
-            <w:tcW w:type="dxa" w:w="3212"/>
+            <w:tcW w:type="dxa" w:w="678"/>
             <w:tcBorders>
               <w:top w:val="single" w:color="D9D4C7" w:sz="4"/>
               <w:left w:val="single" w:color="D9D4C7" w:sz="4"/>
@@ -5002,7 +5002,7 @@
         </w:tc>
         <w:tc>
           <w:tcPr>
-            <w:tcW w:type="dxa" w:w="3212"/>
+            <w:tcW w:type="dxa" w:w="2171"/>
             <w:tcBorders>
               <w:top w:val="single" w:color="D9D4C7" w:sz="4"/>
               <w:left w:val="single" w:color="D9D4C7" w:sz="4"/>
@@ -5031,7 +5031,7 @@
         </w:tc>
         <w:tc>
           <w:tcPr>
-            <w:tcW w:type="dxa" w:w="3214"/>
+            <w:tcW w:type="dxa" w:w="6789"/>
             <w:tcBorders>
               <w:top w:val="single" w:color="D9D4C7" w:sz="4"/>
               <w:left w:val="single" w:color="D9D4C7" w:sz="4"/>
@@ -5065,7 +5065,7 @@
         </w:trPr>
         <w:tc>
           <w:tcPr>
-            <w:tcW w:type="dxa" w:w="3212"/>
+            <w:tcW w:type="dxa" w:w="678"/>
             <w:tcBorders>
               <w:top w:val="single" w:color="D9D4C7" w:sz="4"/>
               <w:left w:val="single" w:color="D9D4C7" w:sz="4"/>
@@ -5095,7 +5095,7 @@
         </w:tc>
         <w:tc>
           <w:tcPr>
-            <w:tcW w:type="dxa" w:w="3212"/>
+            <w:tcW w:type="dxa" w:w="2171"/>
             <w:tcBorders>
               <w:top w:val="single" w:color="D9D4C7" w:sz="4"/>
               <w:left w:val="single" w:color="D9D4C7" w:sz="4"/>
@@ -5125,7 +5125,7 @@
         </w:tc>
         <w:tc>
           <w:tcPr>
-            <w:tcW w:type="dxa" w:w="3214"/>
+            <w:tcW w:type="dxa" w:w="6789"/>
             <w:tcBorders>
               <w:top w:val="single" w:color="D9D4C7" w:sz="4"/>
               <w:left w:val="single" w:color="D9D4C7" w:sz="4"/>
@@ -5160,7 +5160,7 @@
         </w:trPr>
         <w:tc>
           <w:tcPr>
-            <w:tcW w:type="dxa" w:w="3212"/>
+            <w:tcW w:type="dxa" w:w="678"/>
             <w:tcBorders>
               <w:top w:val="single" w:color="D9D4C7" w:sz="4"/>
               <w:left w:val="single" w:color="D9D4C7" w:sz="4"/>
@@ -5189,7 +5189,7 @@
         </w:tc>
         <w:tc>
           <w:tcPr>
-            <w:tcW w:type="dxa" w:w="3212"/>
+            <w:tcW w:type="dxa" w:w="2171"/>
             <w:tcBorders>
               <w:top w:val="single" w:color="D9D4C7" w:sz="4"/>
               <w:left w:val="single" w:color="D9D4C7" w:sz="4"/>
@@ -5218,7 +5218,7 @@
         </w:tc>
         <w:tc>
           <w:tcPr>
-            <w:tcW w:type="dxa" w:w="3214"/>
+            <w:tcW w:type="dxa" w:w="6789"/>
             <w:tcBorders>
               <w:top w:val="single" w:color="D9D4C7" w:sz="4"/>
               <w:left w:val="single" w:color="D9D4C7" w:sz="4"/>
@@ -5252,7 +5252,7 @@
         </w:trPr>
         <w:tc>
           <w:tcPr>
-            <w:tcW w:type="dxa" w:w="3212"/>
+            <w:tcW w:type="dxa" w:w="678"/>
             <w:tcBorders>
               <w:top w:val="single" w:color="D9D4C7" w:sz="4"/>
               <w:left w:val="single" w:color="D9D4C7" w:sz="4"/>
@@ -5282,7 +5282,7 @@
         </w:tc>
         <w:tc>
           <w:tcPr>
-            <w:tcW w:type="dxa" w:w="3212"/>
+            <w:tcW w:type="dxa" w:w="2171"/>
             <w:tcBorders>
               <w:top w:val="single" w:color="D9D4C7" w:sz="4"/>
               <w:left w:val="single" w:color="D9D4C7" w:sz="4"/>
@@ -5312,7 +5312,7 @@
         </w:tc>
         <w:tc>
           <w:tcPr>
-            <w:tcW w:type="dxa" w:w="3214"/>
+            <w:tcW w:type="dxa" w:w="6789"/>
             <w:tcBorders>
               <w:top w:val="single" w:color="D9D4C7" w:sz="4"/>
               <w:left w:val="single" w:color="D9D4C7" w:sz="4"/>
@@ -5347,7 +5347,7 @@
         </w:trPr>
         <w:tc>
           <w:tcPr>
-            <w:tcW w:type="dxa" w:w="3212"/>
+            <w:tcW w:type="dxa" w:w="678"/>
             <w:tcBorders>
               <w:top w:val="single" w:color="D9D4C7" w:sz="4"/>
               <w:left w:val="single" w:color="D9D4C7" w:sz="4"/>
@@ -5376,7 +5376,7 @@
         </w:tc>
         <w:tc>
           <w:tcPr>
-            <w:tcW w:type="dxa" w:w="3212"/>
+            <w:tcW w:type="dxa" w:w="2171"/>
             <w:tcBorders>
               <w:top w:val="single" w:color="D9D4C7" w:sz="4"/>
               <w:left w:val="single" w:color="D9D4C7" w:sz="4"/>
@@ -5405,7 +5405,7 @@
         </w:tc>
         <w:tc>
           <w:tcPr>
-            <w:tcW w:type="dxa" w:w="3214"/>
+            <w:tcW w:type="dxa" w:w="6789"/>
             <w:tcBorders>
               <w:top w:val="single" w:color="D9D4C7" w:sz="4"/>
               <w:left w:val="single" w:color="D9D4C7" w:sz="4"/>
@@ -5439,7 +5439,7 @@
         </w:trPr>
         <w:tc>
           <w:tcPr>
-            <w:tcW w:type="dxa" w:w="3212"/>
+            <w:tcW w:type="dxa" w:w="678"/>
             <w:tcBorders>
               <w:top w:val="single" w:color="D9D4C7" w:sz="4"/>
               <w:left w:val="single" w:color="D9D4C7" w:sz="4"/>
@@ -5469,7 +5469,7 @@
         </w:tc>
         <w:tc>
           <w:tcPr>
-            <w:tcW w:type="dxa" w:w="3212"/>
+            <w:tcW w:type="dxa" w:w="2171"/>
             <w:tcBorders>
               <w:top w:val="single" w:color="D9D4C7" w:sz="4"/>
               <w:left w:val="single" w:color="D9D4C7" w:sz="4"/>
@@ -5499,7 +5499,7 @@
         </w:tc>
         <w:tc>
           <w:tcPr>
-            <w:tcW w:type="dxa" w:w="3214"/>
+            <w:tcW w:type="dxa" w:w="6789"/>
             <w:tcBorders>
               <w:top w:val="single" w:color="D9D4C7" w:sz="4"/>
               <w:left w:val="single" w:color="D9D4C7" w:sz="4"/>
@@ -5534,7 +5534,7 @@
         </w:trPr>
         <w:tc>
           <w:tcPr>
-            <w:tcW w:type="dxa" w:w="3212"/>
+            <w:tcW w:type="dxa" w:w="678"/>
             <w:tcBorders>
               <w:top w:val="single" w:color="D9D4C7" w:sz="4"/>
               <w:left w:val="single" w:color="D9D4C7" w:sz="4"/>
@@ -5563,7 +5563,7 @@
         </w:tc>
         <w:tc>
           <w:tcPr>
-            <w:tcW w:type="dxa" w:w="3212"/>
+            <w:tcW w:type="dxa" w:w="2171"/>
             <w:tcBorders>
               <w:top w:val="single" w:color="D9D4C7" w:sz="4"/>
               <w:left w:val="single" w:color="D9D4C7" w:sz="4"/>
@@ -5592,7 +5592,7 @@
         </w:tc>
         <w:tc>
           <w:tcPr>
-            <w:tcW w:type="dxa" w:w="3214"/>
+            <w:tcW w:type="dxa" w:w="6789"/>
             <w:tcBorders>
               <w:top w:val="single" w:color="D9D4C7" w:sz="4"/>
               <w:left w:val="single" w:color="D9D4C7" w:sz="4"/>
@@ -5626,7 +5626,7 @@
         </w:trPr>
         <w:tc>
           <w:tcPr>
-            <w:tcW w:type="dxa" w:w="3212"/>
+            <w:tcW w:type="dxa" w:w="678"/>
             <w:tcBorders>
               <w:top w:val="single" w:color="D9D4C7" w:sz="4"/>
               <w:left w:val="single" w:color="D9D4C7" w:sz="4"/>
@@ -5656,7 +5656,7 @@
         </w:tc>
         <w:tc>
           <w:tcPr>
-            <w:tcW w:type="dxa" w:w="3212"/>
+            <w:tcW w:type="dxa" w:w="2171"/>
             <w:tcBorders>
               <w:top w:val="single" w:color="D9D4C7" w:sz="4"/>
               <w:left w:val="single" w:color="D9D4C7" w:sz="4"/>
@@ -5686,7 +5686,7 @@
         </w:tc>
         <w:tc>
           <w:tcPr>
-            <w:tcW w:type="dxa" w:w="3214"/>
+            <w:tcW w:type="dxa" w:w="6789"/>
             <w:tcBorders>
               <w:top w:val="single" w:color="D9D4C7" w:sz="4"/>
               <w:left w:val="single" w:color="D9D4C7" w:sz="4"/>
